--- a/Coding 1 - year/Unit 5 - Functions and Modularity/Daily Lesson Plans/Word/Day 103.docx
+++ b/Coding 1 - year/Unit 5 - Functions and Modularity/Daily Lesson Plans/Word/Day 103.docx
@@ -50,12 +50,15 @@
               </w:rPr>
               <w:t xml:space="preserve">Coding I — Full Year</w:t>
             </w:r>
-          </w:p>
-          <w:p>
-            <w:pPr>
-              <w:spacing w:before="40"/>
-              <w:jc w:val="center"/>
-            </w:pPr>
+            <w:r>
+              <w:rPr>
+                <w:rFonts w:ascii="Arial" w:cs="Arial" w:eastAsia="Arial" w:hAnsi="Arial"/>
+                <w:sz w:val="16"/>
+                <w:szCs w:val="16"/>
+              </w:rPr>
+              <w:br/>
+              <w:t xml:space="preserve"/>
+            </w:r>
             <w:r>
               <w:rPr>
                 <w:rFonts w:ascii="Arial" w:cs="Arial" w:eastAsia="Arial" w:hAnsi="Arial"/>
@@ -83,7 +86,7 @@
           <w:rFonts w:ascii="Arial" w:cs="Arial" w:eastAsia="Arial" w:hAnsi="Arial"/>
           <w:b/>
           <w:bCs/>
-          <w:color w:val="1F3864"/>
+          <w:color w:val="2B5797"/>
           <w:sz w:val="32"/>
           <w:szCs w:val="32"/>
         </w:rPr>
@@ -261,9 +264,9 @@
               <w:right w:val="single" w:color="CCCCCC" w:sz="1"/>
             </w:tcBorders>
             <w:tcMar>
-              <w:top w:type="dxa" w:w="60"/>
+              <w:top w:type="dxa" w:w="80"/>
               <w:left w:type="dxa" w:w="120"/>
-              <w:bottom w:type="dxa" w:w="60"/>
+              <w:bottom w:type="dxa" w:w="80"/>
               <w:right w:type="dxa" w:w="120"/>
             </w:tcMar>
           </w:tcPr>
@@ -290,20 +293,213 @@
               <w:right w:val="single" w:color="CCCCCC" w:sz="1"/>
             </w:tcBorders>
             <w:tcMar>
-              <w:top w:type="dxa" w:w="60"/>
+              <w:top w:type="dxa" w:w="80"/>
               <w:left w:type="dxa" w:w="120"/>
-              <w:bottom w:type="dxa" w:w="60"/>
+              <w:bottom w:type="dxa" w:w="80"/>
               <w:right w:type="dxa" w:w="120"/>
             </w:tcMar>
           </w:tcPr>
           <w:p>
-            <w:r>
-              <w:rPr>
-                <w:rFonts w:ascii="Arial" w:cs="Arial" w:eastAsia="Arial" w:hAnsi="Arial"/>
-                <w:sz w:val="20"/>
-                <w:szCs w:val="20"/>
+            <w:pPr>
+              <w:spacing w:after="80" w:before="80"/>
+            </w:pPr>
+            <w:r>
+              <w:rPr>
+                <w:rFonts w:ascii="Arial" w:cs="Arial" w:eastAsia="Arial" w:hAnsi="Arial"/>
+                <w:b/>
+                <w:bCs/>
+                <w:i w:val="false"/>
+                <w:iCs w:val="false"/>
+                <w:color w:val="000000"/>
+                <w:sz w:val="22"/>
+                <w:szCs w:val="22"/>
               </w:rPr>
               <w:t xml:space="preserve">Bell Ringer / Review</w:t>
+            </w:r>
+            <w:r>
+              <w:rPr>
+                <w:rFonts w:ascii="Arial" w:cs="Arial" w:eastAsia="Arial" w:hAnsi="Arial"/>
+                <w:sz w:val="20"/>
+                <w:szCs w:val="20"/>
+              </w:rPr>
+              <w:br/>
+              <w:t xml:space="preserve"/>
+            </w:r>
+            <w:r>
+              <w:rPr>
+                <w:rFonts w:ascii="Arial" w:cs="Arial" w:eastAsia="Arial" w:hAnsi="Arial"/>
+                <w:sz w:val="20"/>
+                <w:szCs w:val="20"/>
+              </w:rPr>
+              <w:br/>
+              <w:t xml:space="preserve"/>
+            </w:r>
+            <w:r>
+              <w:rPr>
+                <w:rFonts w:ascii="Arial" w:cs="Arial" w:eastAsia="Arial" w:hAnsi="Arial"/>
+                <w:b/>
+                <w:bCs/>
+                <w:i w:val="false"/>
+                <w:iCs w:val="false"/>
+                <w:color w:val="000000"/>
+                <w:sz w:val="20"/>
+                <w:szCs w:val="20"/>
+              </w:rPr>
+              <w:t xml:space="preserve">Quick Write </w:t>
+            </w:r>
+            <w:r>
+              <w:rPr>
+                <w:rFonts w:ascii="Arial" w:cs="Arial" w:eastAsia="Arial" w:hAnsi="Arial"/>
+                <w:b w:val="false"/>
+                <w:bCs w:val="false"/>
+                <w:i w:val="false"/>
+                <w:iCs w:val="false"/>
+                <w:color w:val="000000"/>
+                <w:sz w:val="20"/>
+                <w:szCs w:val="20"/>
+              </w:rPr>
+              <w:t xml:space="preserve">(3 min — written or verbal):</w:t>
+            </w:r>
+            <w:r>
+              <w:rPr>
+                <w:rFonts w:ascii="Arial" w:cs="Arial" w:eastAsia="Arial" w:hAnsi="Arial"/>
+                <w:sz w:val="20"/>
+                <w:szCs w:val="20"/>
+              </w:rPr>
+              <w:br/>
+              <w:t xml:space="preserve"/>
+            </w:r>
+            <w:r>
+              <w:rPr>
+                <w:rFonts w:ascii="Arial" w:cs="Arial" w:eastAsia="Arial" w:hAnsi="Arial"/>
+                <w:b w:val="false"/>
+                <w:bCs w:val="false"/>
+                <w:i w:val="false"/>
+                <w:iCs w:val="false"/>
+                <w:color w:val="000000"/>
+                <w:sz w:val="20"/>
+                <w:szCs w:val="20"/>
+              </w:rPr>
+              <w:t xml:space="preserve">    What do you already know about how to write functions that call other functions to break complex problems into manageable pieces?</w:t>
+            </w:r>
+            <w:r>
+              <w:rPr>
+                <w:rFonts w:ascii="Arial" w:cs="Arial" w:eastAsia="Arial" w:hAnsi="Arial"/>
+                <w:sz w:val="20"/>
+                <w:szCs w:val="20"/>
+              </w:rPr>
+              <w:br/>
+              <w:t xml:space="preserve"/>
+            </w:r>
+            <w:r>
+              <w:rPr>
+                <w:rFonts w:ascii="Arial" w:cs="Arial" w:eastAsia="Arial" w:hAnsi="Arial"/>
+                <w:sz w:val="20"/>
+                <w:szCs w:val="20"/>
+              </w:rPr>
+              <w:br/>
+              <w:t xml:space="preserve"/>
+            </w:r>
+            <w:r>
+              <w:rPr>
+                <w:rFonts w:ascii="Arial" w:cs="Arial" w:eastAsia="Arial" w:hAnsi="Arial"/>
+                <w:b/>
+                <w:bCs/>
+                <w:i w:val="false"/>
+                <w:iCs w:val="false"/>
+                <w:color w:val="000000"/>
+                <w:sz w:val="20"/>
+                <w:szCs w:val="20"/>
+              </w:rPr>
+              <w:t xml:space="preserve">Vocabulary Preview — </w:t>
+            </w:r>
+            <w:r>
+              <w:rPr>
+                <w:rFonts w:ascii="Arial" w:cs="Arial" w:eastAsia="Arial" w:hAnsi="Arial"/>
+                <w:b w:val="false"/>
+                <w:bCs w:val="false"/>
+                <w:i w:val="false"/>
+                <w:iCs w:val="false"/>
+                <w:color w:val="000000"/>
+                <w:sz w:val="20"/>
+                <w:szCs w:val="20"/>
+              </w:rPr>
+              <w:t xml:space="preserve">terms we'll use today:</w:t>
+            </w:r>
+            <w:r>
+              <w:rPr>
+                <w:rFonts w:ascii="Arial" w:cs="Arial" w:eastAsia="Arial" w:hAnsi="Arial"/>
+                <w:sz w:val="20"/>
+                <w:szCs w:val="20"/>
+              </w:rPr>
+              <w:br/>
+              <w:t xml:space="preserve"/>
+            </w:r>
+            <w:r>
+              <w:rPr>
+                <w:rFonts w:ascii="Arial" w:cs="Arial" w:eastAsia="Arial" w:hAnsi="Arial"/>
+                <w:b w:val="false"/>
+                <w:bCs w:val="false"/>
+                <w:i w:val="false"/>
+                <w:iCs w:val="false"/>
+                <w:color w:val="000000"/>
+                <w:sz w:val="20"/>
+                <w:szCs w:val="20"/>
+              </w:rPr>
+              <w:t xml:space="preserve">    • function composition   •   Example</w:t>
+            </w:r>
+            <w:r>
+              <w:rPr>
+                <w:rFonts w:ascii="Arial" w:cs="Arial" w:eastAsia="Arial" w:hAnsi="Arial"/>
+                <w:sz w:val="20"/>
+                <w:szCs w:val="20"/>
+              </w:rPr>
+              <w:br/>
+              <w:t xml:space="preserve"/>
+            </w:r>
+            <w:r>
+              <w:rPr>
+                <w:rFonts w:ascii="Arial" w:cs="Arial" w:eastAsia="Arial" w:hAnsi="Arial"/>
+                <w:sz w:val="20"/>
+                <w:szCs w:val="20"/>
+              </w:rPr>
+              <w:br/>
+              <w:t xml:space="preserve"/>
+            </w:r>
+            <w:r>
+              <w:rPr>
+                <w:rFonts w:ascii="Arial" w:cs="Arial" w:eastAsia="Arial" w:hAnsi="Arial"/>
+                <w:b w:val="false"/>
+                <w:bCs w:val="false"/>
+                <w:i/>
+                <w:iCs/>
+                <w:color w:val="444444"/>
+                <w:sz w:val="20"/>
+                <w:szCs w:val="20"/>
+              </w:rPr>
+              <w:t xml:space="preserve">Today's Goal: By the end of class you will be able to write functions that call other functions to break complex problems into manageable pieces.</w:t>
+            </w:r>
+            <w:r>
+              <w:rPr>
+                <w:rFonts w:ascii="Arial" w:cs="Arial" w:eastAsia="Arial" w:hAnsi="Arial"/>
+                <w:sz w:val="20"/>
+                <w:szCs w:val="20"/>
+              </w:rPr>
+              <w:br/>
+              <w:t xml:space="preserve"/>
+            </w:r>
+            <w:r>
+              <w:rPr>
+                <w:rFonts w:ascii="Arial" w:cs="Arial" w:eastAsia="Arial" w:hAnsi="Arial"/>
+                <w:b w:val="false"/>
+                <w:bCs w:val="false"/>
+                <w:i/>
+                <w:iCs/>
+                <w:color w:val="555555"/>
+                <w:sz w:val="20"/>
+                <w:szCs w:val="20"/>
+              </w:rPr>
+              <w:t xml:space="preserve">→ Pair-share your response, then 2–3 students share with the class.</w:t>
             </w:r>
           </w:p>
         </w:tc>
@@ -319,9 +515,9 @@
               <w:right w:val="single" w:color="CCCCCC" w:sz="1"/>
             </w:tcBorders>
             <w:tcMar>
-              <w:top w:type="dxa" w:w="60"/>
+              <w:top w:type="dxa" w:w="80"/>
               <w:left w:type="dxa" w:w="120"/>
-              <w:bottom w:type="dxa" w:w="60"/>
+              <w:bottom w:type="dxa" w:w="80"/>
               <w:right w:type="dxa" w:w="120"/>
             </w:tcMar>
           </w:tcPr>
@@ -348,20 +544,261 @@
               <w:right w:val="single" w:color="CCCCCC" w:sz="1"/>
             </w:tcBorders>
             <w:tcMar>
-              <w:top w:type="dxa" w:w="60"/>
+              <w:top w:type="dxa" w:w="80"/>
               <w:left w:type="dxa" w:w="120"/>
-              <w:bottom w:type="dxa" w:w="60"/>
+              <w:bottom w:type="dxa" w:w="80"/>
               <w:right w:type="dxa" w:w="120"/>
             </w:tcMar>
           </w:tcPr>
           <w:p>
-            <w:r>
-              <w:rPr>
-                <w:rFonts w:ascii="Arial" w:cs="Arial" w:eastAsia="Arial" w:hAnsi="Arial"/>
-                <w:sz w:val="20"/>
-                <w:szCs w:val="20"/>
-              </w:rPr>
-              <w:t xml:space="preserve">Mini Lesson: Functions Calling Functions — Composition</w:t>
+            <w:pPr>
+              <w:spacing w:after="80" w:before="80"/>
+            </w:pPr>
+            <w:r>
+              <w:rPr>
+                <w:rFonts w:ascii="Arial" w:cs="Arial" w:eastAsia="Arial" w:hAnsi="Arial"/>
+                <w:b/>
+                <w:bCs/>
+                <w:i w:val="false"/>
+                <w:iCs w:val="false"/>
+                <w:color w:val="000000"/>
+                <w:sz w:val="22"/>
+                <w:szCs w:val="22"/>
+              </w:rPr>
+              <w:t xml:space="preserve">Mini Lesson: </w:t>
+            </w:r>
+            <w:r>
+              <w:rPr>
+                <w:rFonts w:ascii="Arial" w:cs="Arial" w:eastAsia="Arial" w:hAnsi="Arial"/>
+                <w:b w:val="false"/>
+                <w:bCs w:val="false"/>
+                <w:i w:val="false"/>
+                <w:iCs w:val="false"/>
+                <w:color w:val="000000"/>
+                <w:sz w:val="22"/>
+                <w:szCs w:val="22"/>
+              </w:rPr>
+              <w:t xml:space="preserve">Functions Calling Functions — Composition</w:t>
+            </w:r>
+            <w:r>
+              <w:rPr>
+                <w:rFonts w:ascii="Arial" w:cs="Arial" w:eastAsia="Arial" w:hAnsi="Arial"/>
+                <w:sz w:val="20"/>
+                <w:szCs w:val="20"/>
+              </w:rPr>
+              <w:br/>
+              <w:t xml:space="preserve"/>
+            </w:r>
+            <w:r>
+              <w:rPr>
+                <w:rFonts w:ascii="Arial" w:cs="Arial" w:eastAsia="Arial" w:hAnsi="Arial"/>
+                <w:sz w:val="20"/>
+                <w:szCs w:val="20"/>
+              </w:rPr>
+              <w:br/>
+              <w:t xml:space="preserve"/>
+            </w:r>
+            <w:r>
+              <w:rPr>
+                <w:rFonts w:ascii="Arial" w:cs="Arial" w:eastAsia="Arial" w:hAnsi="Arial"/>
+                <w:b/>
+                <w:bCs/>
+                <w:i/>
+                <w:iCs/>
+                <w:color w:val="000000"/>
+                <w:sz w:val="20"/>
+                <w:szCs w:val="20"/>
+              </w:rPr>
+              <w:t xml:space="preserve">Learning Target: </w:t>
+            </w:r>
+            <w:r>
+              <w:rPr>
+                <w:rFonts w:ascii="Arial" w:cs="Arial" w:eastAsia="Arial" w:hAnsi="Arial"/>
+                <w:b w:val="false"/>
+                <w:bCs w:val="false"/>
+                <w:i/>
+                <w:iCs/>
+                <w:color w:val="333333"/>
+                <w:sz w:val="20"/>
+                <w:szCs w:val="20"/>
+              </w:rPr>
+              <w:t xml:space="preserve">I can write functions that call other functions to break complex problems into manageable pieces.</w:t>
+            </w:r>
+            <w:r>
+              <w:rPr>
+                <w:rFonts w:ascii="Arial" w:cs="Arial" w:eastAsia="Arial" w:hAnsi="Arial"/>
+                <w:sz w:val="20"/>
+                <w:szCs w:val="20"/>
+              </w:rPr>
+              <w:br/>
+              <w:t xml:space="preserve"/>
+            </w:r>
+            <w:r>
+              <w:rPr>
+                <w:rFonts w:ascii="Arial" w:cs="Arial" w:eastAsia="Arial" w:hAnsi="Arial"/>
+                <w:sz w:val="20"/>
+                <w:szCs w:val="20"/>
+              </w:rPr>
+              <w:br/>
+              <w:t xml:space="preserve"/>
+            </w:r>
+            <w:r>
+              <w:rPr>
+                <w:rFonts w:ascii="Arial" w:cs="Arial" w:eastAsia="Arial" w:hAnsi="Arial"/>
+                <w:b w:val="false"/>
+                <w:bCs w:val="false"/>
+                <w:i w:val="false"/>
+                <w:iCs w:val="false"/>
+                <w:color w:val="000000"/>
+                <w:sz w:val="20"/>
+                <w:szCs w:val="20"/>
+              </w:rPr>
+              <w:t xml:space="preserve">So far, you've written functions that work independently. But functions become truly powerful when they call *other functions*. This is called function composition—building larger functions by combining smaller ones.</w:t>
+            </w:r>
+            <w:r>
+              <w:rPr>
+                <w:rFonts w:ascii="Arial" w:cs="Arial" w:eastAsia="Arial" w:hAnsi="Arial"/>
+                <w:sz w:val="20"/>
+                <w:szCs w:val="20"/>
+              </w:rPr>
+              <w:br/>
+              <w:t xml:space="preserve"/>
+            </w:r>
+            <w:r>
+              <w:rPr>
+                <w:rFonts w:ascii="Arial" w:cs="Arial" w:eastAsia="Arial" w:hAnsi="Arial"/>
+                <w:b w:val="false"/>
+                <w:bCs w:val="false"/>
+                <w:i w:val="false"/>
+                <w:iCs w:val="false"/>
+                <w:color w:val="000000"/>
+                <w:sz w:val="20"/>
+                <w:szCs w:val="20"/>
+              </w:rPr>
+              <w:t xml:space="preserve">Function composition lets you solve big problems by breaking them into smaller, simpler pieces. You write functions for the small pieces, then combine them to solve the big problem. This makes code easier to understand, test, and maintain.</w:t>
+            </w:r>
+            <w:r>
+              <w:rPr>
+                <w:rFonts w:ascii="Arial" w:cs="Arial" w:eastAsia="Arial" w:hAnsi="Arial"/>
+                <w:sz w:val="20"/>
+                <w:szCs w:val="20"/>
+              </w:rPr>
+              <w:br/>
+              <w:t xml:space="preserve"/>
+            </w:r>
+            <w:r>
+              <w:rPr>
+                <w:rFonts w:ascii="Arial" w:cs="Arial" w:eastAsia="Arial" w:hAnsi="Arial"/>
+                <w:sz w:val="20"/>
+                <w:szCs w:val="20"/>
+              </w:rPr>
+              <w:br/>
+              <w:t xml:space="preserve"/>
+            </w:r>
+            <w:r>
+              <w:rPr>
+                <w:rFonts w:ascii="Arial" w:cs="Arial" w:eastAsia="Arial" w:hAnsi="Arial"/>
+                <w:b/>
+                <w:bCs/>
+                <w:i w:val="false"/>
+                <w:iCs w:val="false"/>
+                <w:color w:val="000000"/>
+                <w:sz w:val="20"/>
+                <w:szCs w:val="20"/>
+              </w:rPr>
+              <w:t xml:space="preserve">Vocabulary: </w:t>
+            </w:r>
+            <w:r>
+              <w:rPr>
+                <w:rFonts w:ascii="Arial" w:cs="Arial" w:eastAsia="Arial" w:hAnsi="Arial"/>
+                <w:b w:val="false"/>
+                <w:bCs w:val="false"/>
+                <w:i w:val="false"/>
+                <w:iCs w:val="false"/>
+                <w:color w:val="000000"/>
+                <w:sz w:val="20"/>
+                <w:szCs w:val="20"/>
+              </w:rPr>
+              <w:t xml:space="preserve">function composition, Example</w:t>
+            </w:r>
+            <w:r>
+              <w:rPr>
+                <w:rFonts w:ascii="Arial" w:cs="Arial" w:eastAsia="Arial" w:hAnsi="Arial"/>
+                <w:sz w:val="20"/>
+                <w:szCs w:val="20"/>
+              </w:rPr>
+              <w:br/>
+              <w:t xml:space="preserve"/>
+            </w:r>
+            <w:r>
+              <w:rPr>
+                <w:rFonts w:ascii="Arial" w:cs="Arial" w:eastAsia="Arial" w:hAnsi="Arial"/>
+                <w:sz w:val="20"/>
+                <w:szCs w:val="20"/>
+              </w:rPr>
+              <w:br/>
+              <w:t xml:space="preserve"/>
+            </w:r>
+            <w:r>
+              <w:rPr>
+                <w:rFonts w:ascii="Arial" w:cs="Arial" w:eastAsia="Arial" w:hAnsi="Arial"/>
+                <w:b/>
+                <w:bCs/>
+                <w:i/>
+                <w:iCs/>
+                <w:color w:val="555555"/>
+                <w:sz w:val="20"/>
+                <w:szCs w:val="20"/>
+              </w:rPr>
+              <w:t xml:space="preserve">→ Live Demo — </w:t>
+            </w:r>
+            <w:r>
+              <w:rPr>
+                <w:rFonts w:ascii="Arial" w:cs="Arial" w:eastAsia="Arial" w:hAnsi="Arial"/>
+                <w:b w:val="false"/>
+                <w:bCs w:val="false"/>
+                <w:i/>
+                <w:iCs/>
+                <w:color w:val="555555"/>
+                <w:sz w:val="20"/>
+                <w:szCs w:val="20"/>
+              </w:rPr>
+              <w:t xml:space="preserve">type examples as students follow along in their own editor.</w:t>
+            </w:r>
+            <w:r>
+              <w:rPr>
+                <w:rFonts w:ascii="Arial" w:cs="Arial" w:eastAsia="Arial" w:hAnsi="Arial"/>
+                <w:sz w:val="20"/>
+                <w:szCs w:val="20"/>
+              </w:rPr>
+              <w:br/>
+              <w:t xml:space="preserve"/>
+            </w:r>
+            <w:r>
+              <w:rPr>
+                <w:rFonts w:ascii="Arial" w:cs="Arial" w:eastAsia="Arial" w:hAnsi="Arial"/>
+                <w:b/>
+                <w:bCs/>
+                <w:i/>
+                <w:iCs/>
+                <w:color w:val="555555"/>
+                <w:sz w:val="20"/>
+                <w:szCs w:val="20"/>
+              </w:rPr>
+              <w:t xml:space="preserve">→ Check for Understanding: </w:t>
+            </w:r>
+            <w:r>
+              <w:rPr>
+                <w:rFonts w:ascii="Arial" w:cs="Arial" w:eastAsia="Arial" w:hAnsi="Arial"/>
+                <w:b w:val="false"/>
+                <w:bCs w:val="false"/>
+                <w:i/>
+                <w:iCs/>
+                <w:color w:val="555555"/>
+                <w:sz w:val="20"/>
+                <w:szCs w:val="20"/>
+              </w:rPr>
+              <w:t xml:space="preserve">pause and cold-call: “Can someone explain what we just did in their own words?”</w:t>
             </w:r>
           </w:p>
         </w:tc>
@@ -377,9 +814,9 @@
               <w:right w:val="single" w:color="CCCCCC" w:sz="1"/>
             </w:tcBorders>
             <w:tcMar>
-              <w:top w:type="dxa" w:w="60"/>
+              <w:top w:type="dxa" w:w="80"/>
               <w:left w:type="dxa" w:w="120"/>
-              <w:bottom w:type="dxa" w:w="60"/>
+              <w:bottom w:type="dxa" w:w="80"/>
               <w:right w:type="dxa" w:w="120"/>
             </w:tcMar>
           </w:tcPr>
@@ -406,20 +843,90 @@
               <w:right w:val="single" w:color="CCCCCC" w:sz="1"/>
             </w:tcBorders>
             <w:tcMar>
-              <w:top w:type="dxa" w:w="60"/>
+              <w:top w:type="dxa" w:w="80"/>
               <w:left w:type="dxa" w:w="120"/>
-              <w:bottom w:type="dxa" w:w="60"/>
+              <w:bottom w:type="dxa" w:w="80"/>
               <w:right w:type="dxa" w:w="120"/>
             </w:tcMar>
           </w:tcPr>
           <w:p>
-            <w:r>
-              <w:rPr>
-                <w:rFonts w:ascii="Arial" w:cs="Arial" w:eastAsia="Arial" w:hAnsi="Arial"/>
-                <w:sz w:val="20"/>
-                <w:szCs w:val="20"/>
+            <w:pPr>
+              <w:spacing w:after="80" w:before="80"/>
+            </w:pPr>
+            <w:r>
+              <w:rPr>
+                <w:rFonts w:ascii="Arial" w:cs="Arial" w:eastAsia="Arial" w:hAnsi="Arial"/>
+                <w:b/>
+                <w:bCs/>
+                <w:i w:val="false"/>
+                <w:iCs w:val="false"/>
+                <w:color w:val="000000"/>
+                <w:sz w:val="22"/>
+                <w:szCs w:val="22"/>
               </w:rPr>
               <w:t xml:space="preserve">Guided Practice</w:t>
+            </w:r>
+            <w:r>
+              <w:rPr>
+                <w:rFonts w:ascii="Arial" w:cs="Arial" w:eastAsia="Arial" w:hAnsi="Arial"/>
+                <w:sz w:val="20"/>
+                <w:szCs w:val="20"/>
+              </w:rPr>
+              <w:br/>
+              <w:t xml:space="preserve"/>
+            </w:r>
+            <w:r>
+              <w:rPr>
+                <w:rFonts w:ascii="Arial" w:cs="Arial" w:eastAsia="Arial" w:hAnsi="Arial"/>
+                <w:sz w:val="20"/>
+                <w:szCs w:val="20"/>
+              </w:rPr>
+              <w:br/>
+              <w:t xml:space="preserve"/>
+            </w:r>
+            <w:r>
+              <w:rPr>
+                <w:rFonts w:ascii="Arial" w:cs="Arial" w:eastAsia="Arial" w:hAnsi="Arial"/>
+                <w:b w:val="false"/>
+                <w:bCs w:val="false"/>
+                <w:i w:val="false"/>
+                <w:iCs w:val="false"/>
+                <w:color w:val="000000"/>
+                <w:sz w:val="20"/>
+                <w:szCs w:val="20"/>
+              </w:rPr>
+              <w:t xml:space="preserve">1. Write two simple functions: double(n) and add_ten(n). Then write a function double_then_add_ten(n) that calls both of them in sequence (double first, then add ten).</w:t>
+            </w:r>
+            <w:r>
+              <w:rPr>
+                <w:rFonts w:ascii="Arial" w:cs="Arial" w:eastAsia="Arial" w:hAnsi="Arial"/>
+                <w:sz w:val="20"/>
+                <w:szCs w:val="20"/>
+              </w:rPr>
+              <w:br/>
+              <w:t xml:space="preserve"/>
+            </w:r>
+            <w:r>
+              <w:rPr>
+                <w:rFonts w:ascii="Arial" w:cs="Arial" w:eastAsia="Arial" w:hAnsi="Arial"/>
+                <w:sz w:val="20"/>
+                <w:szCs w:val="20"/>
+              </w:rPr>
+              <w:br/>
+              <w:t xml:space="preserve"/>
+            </w:r>
+            <w:r>
+              <w:rPr>
+                <w:rFonts w:ascii="Arial" w:cs="Arial" w:eastAsia="Arial" w:hAnsi="Arial"/>
+                <w:b w:val="false"/>
+                <w:bCs w:val="false"/>
+                <w:i/>
+                <w:iCs/>
+                <w:color w:val="555555"/>
+                <w:sz w:val="20"/>
+                <w:szCs w:val="20"/>
+              </w:rPr>
+              <w:t xml:space="preserve">→ Teacher models — students try alongside, then compare results.</w:t>
             </w:r>
           </w:p>
         </w:tc>
@@ -435,9 +942,9 @@
               <w:right w:val="single" w:color="CCCCCC" w:sz="1"/>
             </w:tcBorders>
             <w:tcMar>
-              <w:top w:type="dxa" w:w="60"/>
+              <w:top w:type="dxa" w:w="80"/>
               <w:left w:type="dxa" w:w="120"/>
-              <w:bottom w:type="dxa" w:w="60"/>
+              <w:bottom w:type="dxa" w:w="80"/>
               <w:right w:type="dxa" w:w="120"/>
             </w:tcMar>
           </w:tcPr>
@@ -450,7 +957,7 @@
                 <w:sz w:val="20"/>
                 <w:szCs w:val="20"/>
               </w:rPr>
-              <w:t xml:space="preserve">15-20 min</w:t>
+              <w:t xml:space="preserve">15–20 min</w:t>
             </w:r>
           </w:p>
         </w:tc>
@@ -464,20 +971,164 @@
               <w:right w:val="single" w:color="CCCCCC" w:sz="1"/>
             </w:tcBorders>
             <w:tcMar>
-              <w:top w:type="dxa" w:w="60"/>
+              <w:top w:type="dxa" w:w="80"/>
               <w:left w:type="dxa" w:w="120"/>
-              <w:bottom w:type="dxa" w:w="60"/>
+              <w:bottom w:type="dxa" w:w="80"/>
               <w:right w:type="dxa" w:w="120"/>
             </w:tcMar>
           </w:tcPr>
           <w:p>
-            <w:r>
-              <w:rPr>
-                <w:rFonts w:ascii="Arial" w:cs="Arial" w:eastAsia="Arial" w:hAnsi="Arial"/>
-                <w:sz w:val="20"/>
-                <w:szCs w:val="20"/>
+            <w:pPr>
+              <w:spacing w:after="80" w:before="80"/>
+            </w:pPr>
+            <w:r>
+              <w:rPr>
+                <w:rFonts w:ascii="Arial" w:cs="Arial" w:eastAsia="Arial" w:hAnsi="Arial"/>
+                <w:b/>
+                <w:bCs/>
+                <w:i w:val="false"/>
+                <w:iCs w:val="false"/>
+                <w:color w:val="000000"/>
+                <w:sz w:val="22"/>
+                <w:szCs w:val="22"/>
               </w:rPr>
               <w:t xml:space="preserve">Independent Practice / Code Along</w:t>
+            </w:r>
+            <w:r>
+              <w:rPr>
+                <w:rFonts w:ascii="Arial" w:cs="Arial" w:eastAsia="Arial" w:hAnsi="Arial"/>
+                <w:sz w:val="20"/>
+                <w:szCs w:val="20"/>
+              </w:rPr>
+              <w:br/>
+              <w:t xml:space="preserve"/>
+            </w:r>
+            <w:r>
+              <w:rPr>
+                <w:rFonts w:ascii="Arial" w:cs="Arial" w:eastAsia="Arial" w:hAnsi="Arial"/>
+                <w:b/>
+                <w:bCs/>
+                <w:i w:val="false"/>
+                <w:iCs w:val="false"/>
+                <w:color w:val="000000"/>
+                <w:sz w:val="20"/>
+                <w:szCs w:val="20"/>
+              </w:rPr>
+              <w:t xml:space="preserve">    Beginner: </w:t>
+            </w:r>
+            <w:r>
+              <w:rPr>
+                <w:rFonts w:ascii="Arial" w:cs="Arial" w:eastAsia="Arial" w:hAnsi="Arial"/>
+                <w:b w:val="false"/>
+                <w:bCs w:val="false"/>
+                <w:i w:val="false"/>
+                <w:iCs w:val="false"/>
+                <w:color w:val="000000"/>
+                <w:sz w:val="20"/>
+                <w:szCs w:val="20"/>
+              </w:rPr>
+              <w:t xml:space="preserve">Write a function celsius_to_fahrenheit(c) and a function round_temp(f). Then write a function convert_and_round(celsius) that calls both in…</w:t>
+            </w:r>
+            <w:r>
+              <w:rPr>
+                <w:rFonts w:ascii="Arial" w:cs="Arial" w:eastAsia="Arial" w:hAnsi="Arial"/>
+                <w:sz w:val="20"/>
+                <w:szCs w:val="20"/>
+              </w:rPr>
+              <w:br/>
+              <w:t xml:space="preserve"/>
+            </w:r>
+            <w:r>
+              <w:rPr>
+                <w:rFonts w:ascii="Arial" w:cs="Arial" w:eastAsia="Arial" w:hAnsi="Arial"/>
+                <w:b/>
+                <w:bCs/>
+                <w:i w:val="false"/>
+                <w:iCs w:val="false"/>
+                <w:color w:val="000000"/>
+                <w:sz w:val="20"/>
+                <w:szCs w:val="20"/>
+              </w:rPr>
+              <w:t xml:space="preserve">    Intermediate: </w:t>
+            </w:r>
+            <w:r>
+              <w:rPr>
+                <w:rFonts w:ascii="Arial" w:cs="Arial" w:eastAsia="Arial" w:hAnsi="Arial"/>
+                <w:b w:val="false"/>
+                <w:bCs w:val="false"/>
+                <w:i w:val="false"/>
+                <w:iCs w:val="false"/>
+                <w:color w:val="000000"/>
+                <w:sz w:val="20"/>
+                <w:szCs w:val="20"/>
+              </w:rPr>
+              <w:t xml:space="preserve">Write three simple math functions: double(n), add(a, b), and square(n). Then write a function complex_calculation(x, y) that squares x, doub…</w:t>
+            </w:r>
+            <w:r>
+              <w:rPr>
+                <w:rFonts w:ascii="Arial" w:cs="Arial" w:eastAsia="Arial" w:hAnsi="Arial"/>
+                <w:sz w:val="20"/>
+                <w:szCs w:val="20"/>
+              </w:rPr>
+              <w:br/>
+              <w:t xml:space="preserve"/>
+            </w:r>
+            <w:r>
+              <w:rPr>
+                <w:rFonts w:ascii="Arial" w:cs="Arial" w:eastAsia="Arial" w:hAnsi="Arial"/>
+                <w:b/>
+                <w:bCs/>
+                <w:i w:val="false"/>
+                <w:iCs w:val="false"/>
+                <w:color w:val="000000"/>
+                <w:sz w:val="20"/>
+                <w:szCs w:val="20"/>
+              </w:rPr>
+              <w:t xml:space="preserve">    Challenge: </w:t>
+            </w:r>
+            <w:r>
+              <w:rPr>
+                <w:rFonts w:ascii="Arial" w:cs="Arial" w:eastAsia="Arial" w:hAnsi="Arial"/>
+                <w:b w:val="false"/>
+                <w:bCs w:val="false"/>
+                <w:i w:val="false"/>
+                <w:iCs w:val="false"/>
+                <w:color w:val="000000"/>
+                <w:sz w:val="20"/>
+                <w:szCs w:val="20"/>
+              </w:rPr>
+              <w:t xml:space="preserve">Write a series of string functions: get_first_word(text), get_last_word(text), and combine(word1, word2). Then write a function swap_words(p…</w:t>
+            </w:r>
+            <w:r>
+              <w:rPr>
+                <w:rFonts w:ascii="Arial" w:cs="Arial" w:eastAsia="Arial" w:hAnsi="Arial"/>
+                <w:sz w:val="20"/>
+                <w:szCs w:val="20"/>
+              </w:rPr>
+              <w:br/>
+              <w:t xml:space="preserve"/>
+            </w:r>
+            <w:r>
+              <w:rPr>
+                <w:rFonts w:ascii="Arial" w:cs="Arial" w:eastAsia="Arial" w:hAnsi="Arial"/>
+                <w:sz w:val="20"/>
+                <w:szCs w:val="20"/>
+              </w:rPr>
+              <w:br/>
+              <w:t xml:space="preserve"/>
+            </w:r>
+            <w:r>
+              <w:rPr>
+                <w:rFonts w:ascii="Arial" w:cs="Arial" w:eastAsia="Arial" w:hAnsi="Arial"/>
+                <w:b w:val="false"/>
+                <w:bCs w:val="false"/>
+                <w:i/>
+                <w:iCs/>
+                <w:color w:val="555555"/>
+                <w:sz w:val="20"/>
+                <w:szCs w:val="20"/>
+              </w:rPr>
+              <w:t xml:space="preserve">→ Teacher circulates — offer hints, check for understanding.</w:t>
             </w:r>
           </w:p>
         </w:tc>
@@ -493,9 +1144,9 @@
               <w:right w:val="single" w:color="CCCCCC" w:sz="1"/>
             </w:tcBorders>
             <w:tcMar>
-              <w:top w:type="dxa" w:w="60"/>
+              <w:top w:type="dxa" w:w="80"/>
               <w:left w:type="dxa" w:w="120"/>
-              <w:bottom w:type="dxa" w:w="60"/>
+              <w:bottom w:type="dxa" w:w="80"/>
               <w:right w:type="dxa" w:w="120"/>
             </w:tcMar>
           </w:tcPr>
@@ -522,20 +1173,90 @@
               <w:right w:val="single" w:color="CCCCCC" w:sz="1"/>
             </w:tcBorders>
             <w:tcMar>
-              <w:top w:type="dxa" w:w="60"/>
+              <w:top w:type="dxa" w:w="80"/>
               <w:left w:type="dxa" w:w="120"/>
-              <w:bottom w:type="dxa" w:w="60"/>
+              <w:bottom w:type="dxa" w:w="80"/>
               <w:right w:type="dxa" w:w="120"/>
             </w:tcMar>
           </w:tcPr>
           <w:p>
-            <w:r>
-              <w:rPr>
-                <w:rFonts w:ascii="Arial" w:cs="Arial" w:eastAsia="Arial" w:hAnsi="Arial"/>
-                <w:sz w:val="20"/>
-                <w:szCs w:val="20"/>
+            <w:pPr>
+              <w:spacing w:after="80" w:before="80"/>
+            </w:pPr>
+            <w:r>
+              <w:rPr>
+                <w:rFonts w:ascii="Arial" w:cs="Arial" w:eastAsia="Arial" w:hAnsi="Arial"/>
+                <w:b/>
+                <w:bCs/>
+                <w:i w:val="false"/>
+                <w:iCs w:val="false"/>
+                <w:color w:val="000000"/>
+                <w:sz w:val="22"/>
+                <w:szCs w:val="22"/>
               </w:rPr>
               <w:t xml:space="preserve">Exit Ticket / Wrap-Up</w:t>
+            </w:r>
+            <w:r>
+              <w:rPr>
+                <w:rFonts w:ascii="Arial" w:cs="Arial" w:eastAsia="Arial" w:hAnsi="Arial"/>
+                <w:sz w:val="20"/>
+                <w:szCs w:val="20"/>
+              </w:rPr>
+              <w:br/>
+              <w:t xml:space="preserve"/>
+            </w:r>
+            <w:r>
+              <w:rPr>
+                <w:rFonts w:ascii="Arial" w:cs="Arial" w:eastAsia="Arial" w:hAnsi="Arial"/>
+                <w:sz w:val="20"/>
+                <w:szCs w:val="20"/>
+              </w:rPr>
+              <w:br/>
+              <w:t xml:space="preserve"/>
+            </w:r>
+            <w:r>
+              <w:rPr>
+                <w:rFonts w:ascii="Arial" w:cs="Arial" w:eastAsia="Arial" w:hAnsi="Arial"/>
+                <w:b w:val="false"/>
+                <w:bCs w:val="false"/>
+                <w:i w:val="false"/>
+                <w:iCs w:val="false"/>
+                <w:color w:val="000000"/>
+                <w:sz w:val="20"/>
+                <w:szCs w:val="20"/>
+              </w:rPr>
+              <w:t xml:space="preserve">Quick Check: Write functions that call other functions to break complex problems into manageable pieces?</w:t>
+            </w:r>
+            <w:r>
+              <w:rPr>
+                <w:rFonts w:ascii="Arial" w:cs="Arial" w:eastAsia="Arial" w:hAnsi="Arial"/>
+                <w:sz w:val="20"/>
+                <w:szCs w:val="20"/>
+              </w:rPr>
+              <w:br/>
+              <w:t xml:space="preserve"/>
+            </w:r>
+            <w:r>
+              <w:rPr>
+                <w:rFonts w:ascii="Arial" w:cs="Arial" w:eastAsia="Arial" w:hAnsi="Arial"/>
+                <w:sz w:val="20"/>
+                <w:szCs w:val="20"/>
+              </w:rPr>
+              <w:br/>
+              <w:t xml:space="preserve"/>
+            </w:r>
+            <w:r>
+              <w:rPr>
+                <w:rFonts w:ascii="Arial" w:cs="Arial" w:eastAsia="Arial" w:hAnsi="Arial"/>
+                <w:b w:val="false"/>
+                <w:bCs w:val="false"/>
+                <w:i/>
+                <w:iCs/>
+                <w:color w:val="555555"/>
+                <w:sz w:val="20"/>
+                <w:szCs w:val="20"/>
+              </w:rPr>
+              <w:t xml:space="preserve">→ 3–2–1: Name 3 things learned, 2 new vocab words, 1 question you still have.</w:t>
             </w:r>
           </w:p>
         </w:tc>
@@ -749,19 +1470,6 @@
                 <w:sz w:val="18"/>
                 <w:szCs w:val="18"/>
               </w:rPr>
-              <w:t xml:space="preserve"># Example 1: Simple composition</w:t>
-            </w:r>
-          </w:p>
-          <w:p>
-            <w:pPr>
-              <w:spacing w:after="20"/>
-            </w:pPr>
-            <w:r>
-              <w:rPr>
-                <w:rFonts w:ascii="Courier New" w:cs="Courier New" w:eastAsia="Courier New" w:hAnsi="Courier New"/>
-                <w:sz w:val="18"/>
-                <w:szCs w:val="18"/>
-              </w:rPr>
               <w:t xml:space="preserve">def square(n):</w:t>
             </w:r>
           </w:p>
@@ -907,19 +1615,6 @@
                 <w:sz w:val="18"/>
                 <w:szCs w:val="18"/>
               </w:rPr>
-              <w:t xml:space="preserve"># Example 2: Building a calculator with composed functions</w:t>
-            </w:r>
-          </w:p>
-          <w:p>
-            <w:pPr>
-              <w:spacing w:after="20"/>
-            </w:pPr>
-            <w:r>
-              <w:rPr>
-                <w:rFonts w:ascii="Courier New" w:cs="Courier New" w:eastAsia="Courier New" w:hAnsi="Courier New"/>
-                <w:sz w:val="18"/>
-                <w:szCs w:val="18"/>
-              </w:rPr>
               <w:t xml:space="preserve">def add(a, b):</w:t>
             </w:r>
           </w:p>
@@ -1130,19 +1825,6 @@
                 <w:sz w:val="18"/>
                 <w:szCs w:val="18"/>
               </w:rPr>
-              <w:t xml:space="preserve"># Example 3: Data processing pipeline</w:t>
-            </w:r>
-          </w:p>
-          <w:p>
-            <w:pPr>
-              <w:spacing w:after="20"/>
-            </w:pPr>
-            <w:r>
-              <w:rPr>
-                <w:rFonts w:ascii="Courier New" w:cs="Courier New" w:eastAsia="Courier New" w:hAnsi="Courier New"/>
-                <w:sz w:val="18"/>
-                <w:szCs w:val="18"/>
-              </w:rPr>
               <w:t xml:space="preserve">def celsius_to_fahrenheit(celsius):</w:t>
             </w:r>
           </w:p>
@@ -1405,19 +2087,6 @@
                 <w:sz w:val="18"/>
                 <w:szCs w:val="18"/>
               </w:rPr>
-              <w:t xml:space="preserve"># Starter code</w:t>
-            </w:r>
-          </w:p>
-          <w:p>
-            <w:pPr>
-              <w:spacing w:after="20"/>
-            </w:pPr>
-            <w:r>
-              <w:rPr>
-                <w:rFonts w:ascii="Courier New" w:cs="Courier New" w:eastAsia="Courier New" w:hAnsi="Courier New"/>
-                <w:sz w:val="18"/>
-                <w:szCs w:val="18"/>
-              </w:rPr>
               <w:t xml:space="preserve">def celsius_to_fahrenheit(c):</w:t>
             </w:r>
           </w:p>
@@ -1549,32 +2218,6 @@
                 <w:szCs w:val="18"/>
               </w:rPr>
               <w:t xml:space="preserve">    return</w:t>
-            </w:r>
-          </w:p>
-          <w:p>
-            <w:pPr>
-              <w:spacing w:after="20"/>
-            </w:pPr>
-            <w:r>
-              <w:rPr>
-                <w:rFonts w:ascii="Courier New" w:cs="Courier New" w:eastAsia="Courier New" w:hAnsi="Courier New"/>
-                <w:sz w:val="18"/>
-                <w:szCs w:val="18"/>
-              </w:rPr>
-              <w:t xml:space="preserve"> </w:t>
-            </w:r>
-          </w:p>
-          <w:p>
-            <w:pPr>
-              <w:spacing w:after="20"/>
-            </w:pPr>
-            <w:r>
-              <w:rPr>
-                <w:rFonts w:ascii="Courier New" w:cs="Courier New" w:eastAsia="Courier New" w:hAnsi="Courier New"/>
-                <w:sz w:val="18"/>
-                <w:szCs w:val="18"/>
-              </w:rPr>
-              <w:t xml:space="preserve"># Test here</w:t>
             </w:r>
           </w:p>
         </w:tc>
@@ -1628,19 +2271,6 @@
                 <w:sz w:val="18"/>
                 <w:szCs w:val="18"/>
               </w:rPr>
-              <w:t xml:space="preserve"># Problem 1 Example</w:t>
-            </w:r>
-          </w:p>
-          <w:p>
-            <w:pPr>
-              <w:spacing w:after="20"/>
-            </w:pPr>
-            <w:r>
-              <w:rPr>
-                <w:rFonts w:ascii="Courier New" w:cs="Courier New" w:eastAsia="Courier New" w:hAnsi="Courier New"/>
-                <w:sz w:val="18"/>
-                <w:szCs w:val="18"/>
-              </w:rPr>
               <w:t xml:space="preserve">def celsius_to_fahrenheit(c):</w:t>
             </w:r>
           </w:p>
@@ -1851,19 +2481,6 @@
                 <w:sz w:val="18"/>
                 <w:szCs w:val="18"/>
               </w:rPr>
-              <w:t xml:space="preserve"># Problem 2 Example</w:t>
-            </w:r>
-          </w:p>
-          <w:p>
-            <w:pPr>
-              <w:spacing w:after="20"/>
-            </w:pPr>
-            <w:r>
-              <w:rPr>
-                <w:rFonts w:ascii="Courier New" w:cs="Courier New" w:eastAsia="Courier New" w:hAnsi="Courier New"/>
-                <w:sz w:val="18"/>
-                <w:szCs w:val="18"/>
-              </w:rPr>
               <w:t xml:space="preserve">def double(n):</w:t>
             </w:r>
           </w:p>
@@ -2090,19 +2707,6 @@
               <w:right w:type="dxa" w:w="160"/>
             </w:tcMar>
           </w:tcPr>
-          <w:p>
-            <w:pPr>
-              <w:spacing w:after="20"/>
-            </w:pPr>
-            <w:r>
-              <w:rPr>
-                <w:rFonts w:ascii="Courier New" w:cs="Courier New" w:eastAsia="Courier New" w:hAnsi="Courier New"/>
-                <w:sz w:val="18"/>
-                <w:szCs w:val="18"/>
-              </w:rPr>
-              <w:t xml:space="preserve"># Problem 3 Example</w:t>
-            </w:r>
-          </w:p>
           <w:p>
             <w:pPr>
               <w:spacing w:after="20"/>

--- a/Coding 1 - year/Unit 5 - Functions and Modularity/Daily Lesson Plans/Word/Day 103.docx
+++ b/Coding 1 - year/Unit 5 - Functions and Modularity/Daily Lesson Plans/Word/Day 103.docx
@@ -380,7 +380,7 @@
                 <w:sz w:val="20"/>
                 <w:szCs w:val="20"/>
               </w:rPr>
-              <w:t xml:space="preserve">    What do you already know about how to write functions that call other functions to break complex problems into manageable pieces?</w:t>
+              <w:t xml:space="preserve">    If you had to write functions that call other functions to break complex problems into manageable pieces, what would be the very first line of code you'd write? Why?</w:t>
             </w:r>
             <w:r>
               <w:rPr>
@@ -477,7 +477,7 @@
                 <w:sz w:val="20"/>
                 <w:szCs w:val="20"/>
               </w:rPr>
-              <w:t xml:space="preserve">Today's Goal: By the end of class you will be able to write functions that call other functions to break complex problems into manageable pieces.</w:t>
+              <w:t xml:space="preserve">Today’s Goal: By the end of class you will be able to write functions that call other functions to break complex problems into manageable pieces.</w:t>
             </w:r>
             <w:r>
               <w:rPr>
@@ -1225,7 +1225,7 @@
                 <w:sz w:val="20"/>
                 <w:szCs w:val="20"/>
               </w:rPr>
-              <w:t xml:space="preserve">Quick Check: Write functions that call other functions to break complex problems into manageable pieces?</w:t>
+              <w:t xml:space="preserve">Without looking at your notes, write pseudocode showing how to write functions that call other functions to break complex problems into manageable pieces.</w:t>
             </w:r>
             <w:r>
               <w:rPr>

--- a/Coding 1 - year/Unit 5 - Functions and Modularity/Daily Lesson Plans/Word/Day 103.docx
+++ b/Coding 1 - year/Unit 5 - Functions and Modularity/Daily Lesson Plans/Word/Day 103.docx
@@ -676,6 +676,125 @@
                 <w:szCs w:val="20"/>
               </w:rPr>
               <w:t xml:space="preserve">Function composition lets you solve big problems by breaking them into smaller, simpler pieces. You write functions for the small pieces, then combine them to solve the big problem. This makes code easier to understand, test, and maintain.</w:t>
+            </w:r>
+            <w:r>
+              <w:rPr>
+                <w:rFonts w:ascii="Arial" w:cs="Arial" w:eastAsia="Arial" w:hAnsi="Arial"/>
+                <w:sz w:val="20"/>
+                <w:szCs w:val="20"/>
+              </w:rPr>
+              <w:br/>
+              <w:t xml:space="preserve"/>
+            </w:r>
+            <w:r>
+              <w:rPr>
+                <w:rFonts w:ascii="Arial" w:cs="Arial" w:eastAsia="Arial" w:hAnsi="Arial"/>
+                <w:sz w:val="20"/>
+                <w:szCs w:val="20"/>
+              </w:rPr>
+              <w:br/>
+              <w:t xml:space="preserve"/>
+            </w:r>
+            <w:r>
+              <w:rPr>
+                <w:rFonts w:ascii="Arial" w:cs="Arial" w:eastAsia="Arial" w:hAnsi="Arial"/>
+                <w:b/>
+                <w:bCs/>
+                <w:i w:val="false"/>
+                <w:iCs w:val="false"/>
+                <w:color w:val="000000"/>
+                <w:sz w:val="20"/>
+                <w:szCs w:val="20"/>
+              </w:rPr>
+              <w:t xml:space="preserve">Key Concepts:</w:t>
+            </w:r>
+            <w:r>
+              <w:rPr>
+                <w:rFonts w:ascii="Arial" w:cs="Arial" w:eastAsia="Arial" w:hAnsi="Arial"/>
+                <w:sz w:val="20"/>
+                <w:szCs w:val="20"/>
+              </w:rPr>
+              <w:br/>
+              <w:t xml:space="preserve"/>
+            </w:r>
+            <w:r>
+              <w:rPr>
+                <w:rFonts w:ascii="Arial" w:cs="Arial" w:eastAsia="Arial" w:hAnsi="Arial"/>
+                <w:b w:val="false"/>
+                <w:bCs w:val="false"/>
+                <w:i w:val="false"/>
+                <w:iCs w:val="false"/>
+                <w:color w:val="000000"/>
+                <w:sz w:val="20"/>
+                <w:szCs w:val="20"/>
+              </w:rPr>
+              <w:t xml:space="preserve">    • Write a function to calculate the subtotal</w:t>
+            </w:r>
+            <w:r>
+              <w:rPr>
+                <w:rFonts w:ascii="Arial" w:cs="Arial" w:eastAsia="Arial" w:hAnsi="Arial"/>
+                <w:sz w:val="20"/>
+                <w:szCs w:val="20"/>
+              </w:rPr>
+              <w:br/>
+              <w:t xml:space="preserve"/>
+            </w:r>
+            <w:r>
+              <w:rPr>
+                <w:rFonts w:ascii="Arial" w:cs="Arial" w:eastAsia="Arial" w:hAnsi="Arial"/>
+                <w:b w:val="false"/>
+                <w:bCs w:val="false"/>
+                <w:i w:val="false"/>
+                <w:iCs w:val="false"/>
+                <w:color w:val="000000"/>
+                <w:sz w:val="20"/>
+                <w:szCs w:val="20"/>
+              </w:rPr>
+              <w:t xml:space="preserve">    • Write a function to apply a discount</w:t>
+            </w:r>
+            <w:r>
+              <w:rPr>
+                <w:rFonts w:ascii="Arial" w:cs="Arial" w:eastAsia="Arial" w:hAnsi="Arial"/>
+                <w:sz w:val="20"/>
+                <w:szCs w:val="20"/>
+              </w:rPr>
+              <w:br/>
+              <w:t xml:space="preserve"/>
+            </w:r>
+            <w:r>
+              <w:rPr>
+                <w:rFonts w:ascii="Arial" w:cs="Arial" w:eastAsia="Arial" w:hAnsi="Arial"/>
+                <w:b w:val="false"/>
+                <w:bCs w:val="false"/>
+                <w:i w:val="false"/>
+                <w:iCs w:val="false"/>
+                <w:color w:val="000000"/>
+                <w:sz w:val="20"/>
+                <w:szCs w:val="20"/>
+              </w:rPr>
+              <w:t xml:space="preserve">    • Write a function to apply tax</w:t>
+            </w:r>
+            <w:r>
+              <w:rPr>
+                <w:rFonts w:ascii="Arial" w:cs="Arial" w:eastAsia="Arial" w:hAnsi="Arial"/>
+                <w:sz w:val="20"/>
+                <w:szCs w:val="20"/>
+              </w:rPr>
+              <w:br/>
+              <w:t xml:space="preserve"/>
+            </w:r>
+            <w:r>
+              <w:rPr>
+                <w:rFonts w:ascii="Arial" w:cs="Arial" w:eastAsia="Arial" w:hAnsi="Arial"/>
+                <w:b w:val="false"/>
+                <w:bCs w:val="false"/>
+                <w:i w:val="false"/>
+                <w:iCs w:val="false"/>
+                <w:color w:val="000000"/>
+                <w:sz w:val="20"/>
+                <w:szCs w:val="20"/>
+              </w:rPr>
+              <w:t xml:space="preserve">    • Write a main function that calls all three in order</w:t>
             </w:r>
             <w:r>
               <w:rPr>
